--- a/docs/mop/OPSSD-03.03.M0.24-P-V1.docx
+++ b/docs/mop/OPSSD-03.03.M0.24-P-V1.docx
@@ -12,7 +12,7 @@
           <w:color w:val="1F3864"/>
           <w:sz w:val="32"/>
         </w:rPr>
-        <w:t>MOP — Ports NNI/UNI OTN : pertes de signal et dégradations de service</w:t>
+        <w:t>Défaut Ports NNI/UNI OTN</w:t>
       </w:r>
     </w:p>
     <w:p>
@@ -121,7 +121,7 @@
                 <w:b w:val="0"/>
                 <w:sz w:val="18"/>
               </w:rPr>
-              <w:t>MOP — Ports NNI/UNI OTN : pertes de signal et dégradations de service</w:t>
+              <w:t>Défaut Ports NNI/UNI OTN</w:t>
             </w:r>
           </w:p>
         </w:tc>
@@ -319,7 +319,7 @@
                 <w:b w:val="0"/>
                 <w:sz w:val="18"/>
               </w:rPr>
-              <w:t>À compléter (DD/MM/YYYY)</w:t>
+              <w:t>01/03/2026</w:t>
             </w:r>
           </w:p>
         </w:tc>
@@ -352,7 +352,7 @@
                 <w:b w:val="0"/>
                 <w:sz w:val="18"/>
               </w:rPr>
-              <w:t>À compléter (DD/MM/YYYY)</w:t>
+              <w:t>01/03/2028</w:t>
             </w:r>
           </w:p>
         </w:tc>
@@ -496,7 +496,7 @@
                 <w:b w:val="0"/>
                 <w:sz w:val="18"/>
               </w:rPr>
-              <w:t>À compléter (DD/MM/YYYY)</w:t>
+              <w:t>01/04/2026</w:t>
             </w:r>
           </w:p>
         </w:tc>
@@ -586,7 +586,7 @@
         <w:rPr>
           <w:sz w:val="18"/>
         </w:rPr>
-        <w:t>Ports UNI &lt;10G : châssis LB (AoC10B) — TH2/TH3-OP9608-LB-01</w:t>
+        <w:t>Ports UNI 1G : châssis LB (AoC10B)</w:t>
       </w:r>
     </w:p>
     <w:p>
@@ -594,7 +594,7 @@
         <w:rPr>
           <w:sz w:val="18"/>
         </w:rPr>
-        <w:t>Ports UNI/NNI 100G : châssis HB (TM100_2EN) — TH2/TH3-OP9608-HB-02</w:t>
+        <w:t>Ports UNI/NNI 100G : châssis HB (TM100_2EN)</w:t>
       </w:r>
     </w:p>
     <w:p>
@@ -602,7 +602,7 @@
         <w:rPr>
           <w:sz w:val="18"/>
         </w:rPr>
-        <w:t>Ports NNI ligne 600G : châssis VHB (TM1200) — TH2/TH3-OP9608-VHB-03/08</w:t>
+        <w:t>Ports NNI ligne 600G : châssis VHB (TM1200)</w:t>
       </w:r>
     </w:p>
     <w:p>
@@ -610,29 +610,7 @@
         <w:rPr>
           <w:sz w:val="18"/>
         </w:rPr>
-        <w:t>LED TM100_2EN port QSFP28 :</w:t>
-      </w:r>
-    </w:p>
-    <w:p>
-      <w:pPr>
-        <w:pStyle w:val="ListBullet"/>
-      </w:pPr>
-      <w:r>
-        <w:rPr>
-          <w:sz w:val="18"/>
-        </w:rPr>
-        <w:t>F/L clignotant = LOS détecté</w:t>
-      </w:r>
-    </w:p>
-    <w:p>
-      <w:pPr>
-        <w:pStyle w:val="ListBullet"/>
-      </w:pPr>
-      <w:r>
-        <w:rPr>
-          <w:sz w:val="18"/>
-        </w:rPr>
-        <w:t>F/L fixe = défaut BIT (transceiver CFP/QSFP28)</w:t>
+        <w:t>Port QSFP28 SFP+</w:t>
       </w:r>
     </w:p>
     <w:p/>
@@ -653,7 +631,7 @@
         <w:rPr>
           <w:sz w:val="18"/>
         </w:rPr>
-        <w:t>Lugos astreinte technique : 07 80 90 10 70</w:t>
+        <w:t>Escalade TLH N+1</w:t>
       </w:r>
     </w:p>
     <w:p>
@@ -661,15 +639,7 @@
         <w:rPr>
           <w:sz w:val="18"/>
         </w:rPr>
-        <w:t>Portail tickets : lugos.atlassian.net</w:t>
-      </w:r>
-    </w:p>
-    <w:p>
-      <w:r>
-        <w:rPr>
-          <w:sz w:val="18"/>
-        </w:rPr>
-        <w:t>Support Ribbon (escalade ligne) : Ribbon-France.Support@rbbn.com</w:t>
+        <w:t>Support Ribbon</w:t>
       </w:r>
     </w:p>
     <w:p>
@@ -693,7 +663,7 @@
         <w:rPr>
           <w:sz w:val="20"/>
         </w:rPr>
-        <w:t>Symptômes couverts : Alarme sur port UNI; Alarmes NNI 0 HB — tous ports HB impactés; Alarmes NNI 0/1 VHB + cascade NNI 12/13; Alarmes NNI 1 HB — tous ports HB impactés.</w:t>
+        <w:t>Symptômes couverts : Alarme sur port UNI; Alarmes NNI</w:t>
       </w:r>
     </w:p>
     <w:p/>
@@ -713,7 +683,7 @@
         <w:rPr>
           <w:sz w:val="20"/>
         </w:rPr>
-        <w:t>Responsable : NOC / Ingénieur transmission.</w:t>
+        <w:t>Responsable : Service Desk</w:t>
       </w:r>
     </w:p>
     <w:p>
@@ -721,7 +691,7 @@
         <w:rPr>
           <w:sz w:val="20"/>
         </w:rPr>
-        <w:t>Criticitées : MAJEUR→CRITIQUE, MINEUR, CRITIQUE, MAJEUR.</w:t>
+        <w:t>Criticitées : MINEUR, MAJEUR, CRITIQUE.</w:t>
       </w:r>
     </w:p>
     <w:p>
@@ -755,7 +725,7 @@
         <w:rPr>
           <w:sz w:val="20"/>
         </w:rPr>
-        <w:t>Contexte terrain (REX 2022-2025, 12 incidents documentés dont 2 incidents client confirmés) : pertes LOS sur ports UNI majoritairement liées à des défauts SFP/fibre côté client ; incidents BER/FCS sur liaisons longue distance hors périmètre TH. TTR moyen : 15–45 min port UNI ; escalade client obligatoire si LOS &gt; 30 min.</w:t>
+        <w:t xml:space="preserve">Les pertes LOS sur ports UNI sont  majoritairement liées à des défauts SFP/fibre côté client (Rx/Tx);  TTR moyen : 15–45 min port UNI ; </w:t>
       </w:r>
     </w:p>
     <w:p>
@@ -782,7 +752,29 @@
         <w:rPr>
           <w:sz w:val="20"/>
         </w:rPr>
-        <w:t>Identifier le type de port affecté : UNI (LB/HB) ou NNI (VHB).</w:t>
+        <w:t>Acquitter alarmes Lightsoft/Vizee (mail).</w:t>
+      </w:r>
+    </w:p>
+    <w:p>
+      <w:pPr>
+        <w:pStyle w:val="ListNumber"/>
+      </w:pPr>
+      <w:r>
+        <w:rPr>
+          <w:sz w:val="20"/>
+        </w:rPr>
+        <w:t>Identifier le type de port affecté : UNI ou NNI.</w:t>
+      </w:r>
+    </w:p>
+    <w:p>
+      <w:pPr>
+        <w:pStyle w:val="ListNumber"/>
+      </w:pPr>
+      <w:r>
+        <w:rPr>
+          <w:sz w:val="20"/>
+        </w:rPr>
+        <w:t>Contrôler compteurs PM : 11-SOP</w:t>
       </w:r>
     </w:p>
     <w:p>
@@ -794,28 +786,6 @@
           <w:sz w:val="20"/>
         </w:rPr>
         <w:t>Vérifier LED port QSFP28 (TM100_2EN) : F/L clignotant = LOS, fixe = BIT fault.</w:t>
-      </w:r>
-    </w:p>
-    <w:p>
-      <w:pPr>
-        <w:pStyle w:val="ListNumber"/>
-      </w:pPr>
-      <w:r>
-        <w:rPr>
-          <w:sz w:val="20"/>
-        </w:rPr>
-        <w:t>Contrôler compteurs PM : procédure OPSCNY-02-13 (disponible mop_kb).</w:t>
-      </w:r>
-    </w:p>
-    <w:p>
-      <w:pPr>
-        <w:pStyle w:val="ListNumber"/>
-      </w:pPr>
-      <w:r>
-        <w:rPr>
-          <w:sz w:val="20"/>
-        </w:rPr>
-        <w:t>Acquitter alarmes LOS/BER sur Lightsoft et Vizee.</w:t>
       </w:r>
     </w:p>
     <w:p>
@@ -834,7 +804,7 @@
         <w:rPr>
           <w:sz w:val="20"/>
         </w:rPr>
-        <w:t>Appliquer SOP-04 (LOS) → SOP-07 (BER/FCS) selon symptôme.</w:t>
+        <w:t>Appliquer 14-SOP (LOS)</w:t>
       </w:r>
     </w:p>
     <w:p>
@@ -845,7 +815,7 @@
         <w:rPr>
           <w:sz w:val="20"/>
         </w:rPr>
-        <w:t>Test Viavi à Viavi si disponible : procédure OPSCNY-02-14 (mop_kb).</w:t>
+        <w:t>Vérifier intégrité fibre côté client (SFP, jarretière, patch cord) &lt;=&gt; MMR</w:t>
       </w:r>
     </w:p>
     <w:p>
@@ -856,7 +826,7 @@
         <w:rPr>
           <w:sz w:val="20"/>
         </w:rPr>
-        <w:t>Vérifier intégrité fibre côté client (SFP, jarretière, patch cord).</w:t>
+        <w:t>Test Viavi à Viavi si disponible : 12-SOP</w:t>
       </w:r>
     </w:p>
     <w:p>
@@ -867,7 +837,7 @@
         <w:rPr>
           <w:sz w:val="20"/>
         </w:rPr>
-        <w:t>Si incident client confirmé : ouvrir ticket Lugos + notifier client (SOP-12).</w:t>
+        <w:t>→ Escalade Connectivité pour nouveau trail → 13-SOP Remplacement du SFP</w:t>
       </w:r>
     </w:p>
     <w:p>
@@ -991,7 +961,7 @@
         <w:rPr>
           <w:sz w:val="20"/>
         </w:rPr>
-        <w:t>NNI : Network-to-Network Interface — interface réseau opérateur (ligne haute capacité).</w:t>
+        <w:t>NNI : Network-to-Network Interface,  interface réseau opérateur (ligne haute capacité).</w:t>
       </w:r>
     </w:p>
     <w:p>
@@ -999,7 +969,7 @@
         <w:rPr>
           <w:sz w:val="20"/>
         </w:rPr>
-        <w:t>UNI : User-to-Network Interface — interface port client.</w:t>
+        <w:t>UNI : User-to-Network Interface,  interface port client.</w:t>
       </w:r>
     </w:p>
     <w:p>
@@ -1007,7 +977,7 @@
         <w:rPr>
           <w:sz w:val="20"/>
         </w:rPr>
-        <w:t>LOS : Loss Of Signal — perte de signal détectée sur port.</w:t>
+        <w:t>LOS : Loss Of Signal , perte de signal détectée sur port.</w:t>
       </w:r>
     </w:p>
     <w:p>
@@ -1015,7 +985,7 @@
         <w:rPr>
           <w:sz w:val="20"/>
         </w:rPr>
-        <w:t>BER : Bit Error Rate — taux d'erreurs binaires.</w:t>
+        <w:t>BER : Bit Error Rate, taux d'erreurs binaires.</w:t>
       </w:r>
     </w:p>
     <w:p>
@@ -1023,7 +993,7 @@
         <w:rPr>
           <w:sz w:val="20"/>
         </w:rPr>
-        <w:t>FCS : Frame Check Sequence — séquence de contrôle d'intégralité trame Ethernet.</w:t>
+        <w:t>FCS : Frame Check Sequence, séquence de contrôle d'intégralité trame Ethernet.</w:t>
       </w:r>
     </w:p>
     <w:p>
@@ -1031,7 +1001,7 @@
         <w:rPr>
           <w:sz w:val="20"/>
         </w:rPr>
-        <w:t>PCS : Physical Coding Sublayer — couche codage physique (compteurs erreurs PCS).</w:t>
+        <w:t>PCS : Physical Coding Sublayer , couche codage physique (compteurs erreurs PCS).</w:t>
       </w:r>
     </w:p>
     <w:p>
@@ -1047,15 +1017,7 @@
         <w:rPr>
           <w:sz w:val="20"/>
         </w:rPr>
-        <w:t>SNCP : Sub-Network Connection Protection — protection de connexion sous-réseau.</w:t>
-      </w:r>
-    </w:p>
-    <w:p>
-      <w:r>
-        <w:rPr>
-          <w:sz w:val="20"/>
-        </w:rPr>
-        <w:t>QSFP28 : transceiver 4x25G (100G total) — utilisé sur TM100_2EN et TM1200.</w:t>
+        <w:t>SNCP : Sub-Network Connection Protection, protection de connexion sous-réseau.</w:t>
       </w:r>
     </w:p>
     <w:sectPr>

--- a/docs/mop/OPSSD-03.03.M0.24-P-V1.docx
+++ b/docs/mop/OPSSD-03.03.M0.24-P-V1.docx
@@ -32,16 +32,17 @@
         <w:tblStyle w:val="TableGrid"/>
         <w:tblW w:type="auto" w:w="0"/>
         <w:jc w:val="center"/>
+        <w:tblLayout w:type="fixed"/>
         <w:tblLook w:firstColumn="1" w:firstRow="1" w:lastColumn="0" w:lastRow="0" w:noHBand="0" w:noVBand="1" w:val="04A0"/>
       </w:tblPr>
       <w:tblGrid>
-        <w:gridCol w:w="4320"/>
-        <w:gridCol w:w="4320"/>
+        <w:gridCol w:w="4677"/>
+        <w:gridCol w:w="4677"/>
       </w:tblGrid>
       <w:tr>
         <w:tc>
           <w:tcPr>
-            <w:tcW w:type="dxa" w:w="8640"/>
+            <w:tcW w:type="dxa" w:w="9354"/>
             <w:gridSpan w:val="2"/>
             <w:shd w:val="clear" w:color="auto" w:fill="1F3864"/>
           </w:tcPr>
@@ -63,7 +64,7 @@
       <w:tr>
         <w:tc>
           <w:tcPr>
-            <w:tcW w:type="dxa" w:w="4320"/>
+            <w:tcW w:type="dxa" w:w="2835"/>
             <w:shd w:val="clear" w:color="auto" w:fill="BDD7EE"/>
           </w:tcPr>
           <w:p>
@@ -79,7 +80,7 @@
         </w:tc>
         <w:tc>
           <w:tcPr>
-            <w:tcW w:type="dxa" w:w="4320"/>
+            <w:tcW w:type="dxa" w:w="6520"/>
           </w:tcPr>
           <w:p>
             <w:r/>
@@ -96,7 +97,7 @@
       <w:tr>
         <w:tc>
           <w:tcPr>
-            <w:tcW w:type="dxa" w:w="4320"/>
+            <w:tcW w:type="dxa" w:w="2835"/>
             <w:shd w:val="clear" w:color="auto" w:fill="BDD7EE"/>
           </w:tcPr>
           <w:p>
@@ -112,7 +113,7 @@
         </w:tc>
         <w:tc>
           <w:tcPr>
-            <w:tcW w:type="dxa" w:w="4320"/>
+            <w:tcW w:type="dxa" w:w="6520"/>
           </w:tcPr>
           <w:p>
             <w:r/>
@@ -129,7 +130,7 @@
       <w:tr>
         <w:tc>
           <w:tcPr>
-            <w:tcW w:type="dxa" w:w="4320"/>
+            <w:tcW w:type="dxa" w:w="2835"/>
             <w:shd w:val="clear" w:color="auto" w:fill="BDD7EE"/>
           </w:tcPr>
           <w:p>
@@ -145,7 +146,7 @@
         </w:tc>
         <w:tc>
           <w:tcPr>
-            <w:tcW w:type="dxa" w:w="4320"/>
+            <w:tcW w:type="dxa" w:w="6520"/>
           </w:tcPr>
           <w:p>
             <w:r/>
@@ -162,7 +163,7 @@
       <w:tr>
         <w:tc>
           <w:tcPr>
-            <w:tcW w:type="dxa" w:w="4320"/>
+            <w:tcW w:type="dxa" w:w="2835"/>
             <w:shd w:val="clear" w:color="auto" w:fill="BDD7EE"/>
           </w:tcPr>
           <w:p>
@@ -178,7 +179,7 @@
         </w:tc>
         <w:tc>
           <w:tcPr>
-            <w:tcW w:type="dxa" w:w="4320"/>
+            <w:tcW w:type="dxa" w:w="6520"/>
           </w:tcPr>
           <w:p>
             <w:r/>
@@ -195,7 +196,7 @@
       <w:tr>
         <w:tc>
           <w:tcPr>
-            <w:tcW w:type="dxa" w:w="4320"/>
+            <w:tcW w:type="dxa" w:w="2835"/>
             <w:shd w:val="clear" w:color="auto" w:fill="BDD7EE"/>
           </w:tcPr>
           <w:p>
@@ -211,7 +212,7 @@
         </w:tc>
         <w:tc>
           <w:tcPr>
-            <w:tcW w:type="dxa" w:w="4320"/>
+            <w:tcW w:type="dxa" w:w="6520"/>
           </w:tcPr>
           <w:p>
             <w:r/>
@@ -228,7 +229,7 @@
       <w:tr>
         <w:tc>
           <w:tcPr>
-            <w:tcW w:type="dxa" w:w="4320"/>
+            <w:tcW w:type="dxa" w:w="2835"/>
             <w:shd w:val="clear" w:color="auto" w:fill="BDD7EE"/>
           </w:tcPr>
           <w:p>
@@ -244,7 +245,7 @@
         </w:tc>
         <w:tc>
           <w:tcPr>
-            <w:tcW w:type="dxa" w:w="4320"/>
+            <w:tcW w:type="dxa" w:w="6520"/>
           </w:tcPr>
           <w:p>
             <w:r/>
@@ -261,7 +262,7 @@
       <w:tr>
         <w:tc>
           <w:tcPr>
-            <w:tcW w:type="dxa" w:w="4320"/>
+            <w:tcW w:type="dxa" w:w="2835"/>
             <w:shd w:val="clear" w:color="auto" w:fill="BDD7EE"/>
           </w:tcPr>
           <w:p>
@@ -277,7 +278,7 @@
         </w:tc>
         <w:tc>
           <w:tcPr>
-            <w:tcW w:type="dxa" w:w="4320"/>
+            <w:tcW w:type="dxa" w:w="6520"/>
           </w:tcPr>
           <w:p>
             <w:r/>
@@ -294,7 +295,7 @@
       <w:tr>
         <w:tc>
           <w:tcPr>
-            <w:tcW w:type="dxa" w:w="4320"/>
+            <w:tcW w:type="dxa" w:w="2835"/>
             <w:shd w:val="clear" w:color="auto" w:fill="BDD7EE"/>
           </w:tcPr>
           <w:p>
@@ -310,7 +311,7 @@
         </w:tc>
         <w:tc>
           <w:tcPr>
-            <w:tcW w:type="dxa" w:w="4320"/>
+            <w:tcW w:type="dxa" w:w="6520"/>
           </w:tcPr>
           <w:p>
             <w:r/>
@@ -327,7 +328,7 @@
       <w:tr>
         <w:tc>
           <w:tcPr>
-            <w:tcW w:type="dxa" w:w="4320"/>
+            <w:tcW w:type="dxa" w:w="2835"/>
             <w:shd w:val="clear" w:color="auto" w:fill="BDD7EE"/>
           </w:tcPr>
           <w:p>
@@ -343,7 +344,7 @@
         </w:tc>
         <w:tc>
           <w:tcPr>
-            <w:tcW w:type="dxa" w:w="4320"/>
+            <w:tcW w:type="dxa" w:w="6520"/>
           </w:tcPr>
           <w:p>
             <w:r/>
@@ -376,16 +377,16 @@
         <w:tblLook w:firstColumn="1" w:firstRow="1" w:lastColumn="0" w:lastRow="0" w:noHBand="0" w:noVBand="1" w:val="04A0"/>
       </w:tblPr>
       <w:tblGrid>
-        <w:gridCol w:w="1728"/>
-        <w:gridCol w:w="1728"/>
-        <w:gridCol w:w="1728"/>
-        <w:gridCol w:w="1728"/>
-        <w:gridCol w:w="1728"/>
+        <w:gridCol w:w="1871"/>
+        <w:gridCol w:w="1871"/>
+        <w:gridCol w:w="1871"/>
+        <w:gridCol w:w="1871"/>
+        <w:gridCol w:w="1871"/>
       </w:tblGrid>
       <w:tr>
         <w:tc>
           <w:tcPr>
-            <w:tcW w:type="dxa" w:w="1728"/>
+            <w:tcW w:type="dxa" w:w="1871"/>
             <w:shd w:val="clear" w:color="auto" w:fill="1F3864"/>
           </w:tcPr>
           <w:p>
@@ -402,7 +403,7 @@
         </w:tc>
         <w:tc>
           <w:tcPr>
-            <w:tcW w:type="dxa" w:w="1728"/>
+            <w:tcW w:type="dxa" w:w="1871"/>
             <w:shd w:val="clear" w:color="auto" w:fill="1F3864"/>
           </w:tcPr>
           <w:p>
@@ -419,7 +420,7 @@
         </w:tc>
         <w:tc>
           <w:tcPr>
-            <w:tcW w:type="dxa" w:w="1728"/>
+            <w:tcW w:type="dxa" w:w="1871"/>
             <w:shd w:val="clear" w:color="auto" w:fill="1F3864"/>
           </w:tcPr>
           <w:p>
@@ -436,7 +437,7 @@
         </w:tc>
         <w:tc>
           <w:tcPr>
-            <w:tcW w:type="dxa" w:w="1728"/>
+            <w:tcW w:type="dxa" w:w="1871"/>
             <w:shd w:val="clear" w:color="auto" w:fill="1F3864"/>
           </w:tcPr>
           <w:p>
@@ -453,7 +454,7 @@
         </w:tc>
         <w:tc>
           <w:tcPr>
-            <w:tcW w:type="dxa" w:w="1728"/>
+            <w:tcW w:type="dxa" w:w="1871"/>
             <w:shd w:val="clear" w:color="auto" w:fill="1F3864"/>
           </w:tcPr>
           <w:p>
@@ -472,7 +473,7 @@
       <w:tr>
         <w:tc>
           <w:tcPr>
-            <w:tcW w:type="dxa" w:w="1728"/>
+            <w:tcW w:type="dxa" w:w="1871"/>
           </w:tcPr>
           <w:p>
             <w:r/>
@@ -487,7 +488,7 @@
         </w:tc>
         <w:tc>
           <w:tcPr>
-            <w:tcW w:type="dxa" w:w="1728"/>
+            <w:tcW w:type="dxa" w:w="1871"/>
           </w:tcPr>
           <w:p>
             <w:r/>
@@ -502,7 +503,7 @@
         </w:tc>
         <w:tc>
           <w:tcPr>
-            <w:tcW w:type="dxa" w:w="1728"/>
+            <w:tcW w:type="dxa" w:w="1871"/>
           </w:tcPr>
           <w:p>
             <w:r/>
@@ -517,7 +518,7 @@
         </w:tc>
         <w:tc>
           <w:tcPr>
-            <w:tcW w:type="dxa" w:w="1728"/>
+            <w:tcW w:type="dxa" w:w="1871"/>
           </w:tcPr>
           <w:p>
             <w:r/>
@@ -532,7 +533,7 @@
         </w:tc>
         <w:tc>
           <w:tcPr>
-            <w:tcW w:type="dxa" w:w="1728"/>
+            <w:tcW w:type="dxa" w:w="1871"/>
           </w:tcPr>
           <w:p>
             <w:r/>
@@ -721,11 +722,13 @@
         </w:rPr>
         <w:t xml:space="preserve">Contexte terrain : </w:t>
       </w:r>
+    </w:p>
+    <w:p>
       <w:r>
         <w:rPr>
           <w:sz w:val="20"/>
         </w:rPr>
-        <w:t xml:space="preserve">Les pertes LOS sur ports UNI sont  majoritairement liées à des défauts SFP/fibre côté client (Rx/Tx);  TTR moyen : 15–45 min port UNI ; </w:t>
+        <w:t>Les pertes LOS sur ports UNI sont  majoritairement liées à des défauts SFP/fibre côté client (Rx/Tx);  TTR moyen : 15–45 min port UNI ;</w:t>
       </w:r>
     </w:p>
     <w:p>
@@ -1021,8 +1024,8 @@
       </w:r>
     </w:p>
     <w:sectPr>
-      <w:pgSz w:w="12240" w:h="15840"/>
-      <w:pgMar w:top="1440" w:right="1800" w:bottom="1440" w:left="1800" w:header="720" w:footer="720" w:gutter="0"/>
+      <w:pgSz w:w="11906" w:h="16838"/>
+      <w:pgMar w:top="1134" w:right="1134" w:bottom="1134" w:left="1417" w:header="720" w:footer="720" w:gutter="0"/>
       <w:cols w:space="720"/>
       <w:docGrid w:linePitch="360"/>
     </w:sectPr>
